--- a/output/docx/fr/BUFRCREX_TableB_fr_24.docx
+++ b/output/docx/fr/BUFRCREX_TableB_fr_24.docx
@@ -1977,7 +1977,7 @@
                 <w:b w:val="0"/>
                 <w:sz w:val="16"/>
               </w:rPr>
-              <w:t>Note 81: Le descripteur 0 24 014 (débit de dose de rayonnement gamma) permet d’indiquer la valeur de cet élément dans des conditions normales et non pas en cas d’accident nucléaire.</w:t>
+              <w:t>Note B81: Le descripteur 0 24 014 (débit de dose de rayonnement gamma) permet d’indiquer la valeur de cet élément dans des conditions normales et non pas en cas d’accident nucléaire.</w:t>
             </w:r>
           </w:p>
         </w:tc>
@@ -2775,7 +2775,7 @@
           <w:i/>
           <w:sz w:val="14"/>
         </w:rPr>
-        <w:t>Note 162: Intervalles utiles utilisés ci-dessus: 10 11 Bq à 10 19 Bq pour les rejets; 10 –2 Bq à 10 7 Bq et 10 –2 mSv à 10 7 mSv pour la concentration et les doses.</w:t>
+        <w:t>Note B162: Intervalles utiles utilisés ci-dessus: 10 11 Bq à 10 19 Bq pour les rejets; 10 –2 Bq à 10 7 Bq et 10 –2 mSv à 10 7 mSv pour la concentration et les doses.</w:t>
       </w:r>
     </w:p>
     <w:sectPr>
